--- a/docs/SentinelAI_Final_Hackathon_Report.docx
+++ b/docs/SentinelAI_Final_Hackathon_Report.docx
@@ -76,17 +76,6 @@
           <w:t>https://github.com/Kingjoy7/SentinelAI</w:t>
         </w:r>
       </w:hyperlink>
-    </w:p>
-    <w:p>
-      <w:pPr>
-        <w:spacing w:line="240" w:lineRule="auto"/>
-      </w:pPr>
-      <w:r>
-        <w:t>Live Demo</w:t>
-      </w:r>
-      <w:r>
-        <w:t xml:space="preserve">: </w:t>
-      </w:r>
     </w:p>
     <w:p>
       <w:pPr>
@@ -2288,7 +2277,7 @@
   <w:abstractNum w:abstractNumId="8" w15:restartNumberingAfterBreak="0">
     <w:nsid w:val="FFFFFF89"/>
     <w:multiLevelType w:val="singleLevel"/>
-    <w:tmpl w:val="81E6ED6A"/>
+    <w:tmpl w:val="16CE5742"/>
     <w:lvl w:ilvl="0">
       <w:start w:val="1"/>
       <w:numFmt w:val="bullet"/>
